--- a/por/docx/23.content.docx
+++ b/por/docx/23.content.docx
@@ -19,7 +19,7 @@
         <w:rPr>
           <w:lang w:val="pt_PT" w:bidi="pt_PT"/>
         </w:rPr>
-        <w:t>Resource: Notas de Estudo - Introduções aos Livros (Tyndale)</w:t>
+        <w:t>Resource: Tyndale Open Study Notes</w:t>
       </w:r>
       <w:r>
         <w:rPr>
@@ -112,7 +112,7 @@
         <w:rPr>
           <w:lang w:val="pt_PT" w:bidi="pt_PT"/>
         </w:rPr>
-        <w:t>Notas de Estudo - Introduções aos Livros (Tyndale)</w:t>
+        <w:t>Tyndale Open Study Notes</w:t>
       </w:r>
     </w:p>
     <w:p>

--- a/por/docx/23.content.docx
+++ b/por/docx/23.content.docx
@@ -19,7 +19,7 @@
         <w:rPr>
           <w:lang w:val="pt_PT" w:bidi="pt_PT"/>
         </w:rPr>
-        <w:t>Resource: Tyndale Open Study Notes</w:t>
+        <w:t>Resource: Aquifer Open Study Notes (Book Intros)</w:t>
       </w:r>
       <w:r>
         <w:rPr>
@@ -112,7 +112,7 @@
         <w:rPr>
           <w:lang w:val="pt_PT" w:bidi="pt_PT"/>
         </w:rPr>
-        <w:t>Tyndale Open Study Notes</w:t>
+        <w:t>Aquifer Open Study Notes (Book Intros)</w:t>
       </w:r>
     </w:p>
     <w:p>

--- a/por/docx/23.content.docx
+++ b/por/docx/23.content.docx
@@ -285,36 +285,24 @@
         </w:rPr>
         <w:t>Enquanto o rei de Judá, Uzias, ainda estava vivo, Judá foi capaz de ignorar a crise. No geral, Uzias era um rei bom e eficaz, que tinha um exército forte (</w:t>
       </w:r>
-      <w:hyperlink r:id="rId13">
-        <w:r>
-          <w:rPr>
-            <w:lang w:val="pt_PT" w:bidi="pt_PT"/>
-          </w:rPr>
-          <w:rPr>
-            <w:color w:val="0000EE"/>
-            <w:u w:val="single"/>
-          </w:rPr>
-          <w:t>2Cr 26.11–15</w:t>
-        </w:r>
-      </w:hyperlink>
+      <w:r>
+        <w:rPr>
+          <w:lang w:val="pt_PT" w:bidi="pt_PT"/>
+        </w:rPr>
+        <w:t>2Cr 26.11–15</w:t>
+      </w:r>
       <w:r>
         <w:rPr>
           <w:lang w:val="pt_PT" w:bidi="pt_PT"/>
         </w:rPr>
         <w:t>), e seu povo esperava que ele pudesse, de alguma forma, salvar a nação dos Assírios. Quando Uzias morreu, no entanto, governantes ímpios o sucederam. Durante esta crise de liderança, Deus deu a Isaías a visão que inaugurou seu ministério e o guiou pelos próximos quarenta anos (</w:t>
       </w:r>
-      <w:hyperlink r:id="rId14">
-        <w:r>
-          <w:rPr>
-            <w:lang w:val="pt_PT" w:bidi="pt_PT"/>
-          </w:rPr>
-          <w:rPr>
-            <w:color w:val="0000EE"/>
-            <w:u w:val="single"/>
-          </w:rPr>
-          <w:t>Is 6</w:t>
-        </w:r>
-      </w:hyperlink>
+      <w:r>
+        <w:rPr>
+          <w:lang w:val="pt_PT" w:bidi="pt_PT"/>
+        </w:rPr>
+        <w:t>Is 6</w:t>
+      </w:r>
       <w:r>
         <w:rPr>
           <w:lang w:val="pt_PT" w:bidi="pt_PT"/>
@@ -349,54 +337,36 @@
         </w:rPr>
         <w:t>Infelizmente, a mensagem central de Isaías nem sempre foi levada em consideração. Por volta de 734 a.C., Israel formou uma coalizão com a Síria para se posicionar contra a Assíria. Quando o rei Acaz de Judá se negou a se juntar a esta aliança, Israel e a Síria atacaram Judá para forçar Acaz a se juntar a eles. Confrontado com esta crise, Acaz tolamente chamou os Assírios para resgatá-lo (</w:t>
       </w:r>
-      <w:hyperlink r:id="rId15">
-        <w:r>
-          <w:rPr>
-            <w:lang w:val="pt_PT" w:bidi="pt_PT"/>
-          </w:rPr>
-          <w:rPr>
-            <w:color w:val="0000EE"/>
-            <w:u w:val="single"/>
-          </w:rPr>
-          <w:t>2Cr 28.16–21</w:t>
-        </w:r>
-      </w:hyperlink>
+      <w:r>
+        <w:rPr>
+          <w:lang w:val="pt_PT" w:bidi="pt_PT"/>
+        </w:rPr>
+        <w:t>2Cr 28.16–21</w:t>
+      </w:r>
       <w:r>
         <w:rPr>
           <w:lang w:val="pt_PT" w:bidi="pt_PT"/>
         </w:rPr>
         <w:t>) em vez de confiar em Deus (</w:t>
       </w:r>
-      <w:hyperlink r:id="rId16">
-        <w:r>
-          <w:rPr>
-            <w:lang w:val="pt_PT" w:bidi="pt_PT"/>
-          </w:rPr>
-          <w:rPr>
-            <w:color w:val="0000EE"/>
-            <w:u w:val="single"/>
-          </w:rPr>
-          <w:t>Is 7.1–12</w:t>
-        </w:r>
-      </w:hyperlink>
+      <w:r>
+        <w:rPr>
+          <w:lang w:val="pt_PT" w:bidi="pt_PT"/>
+        </w:rPr>
+        <w:t>Is 7.1–12</w:t>
+      </w:r>
       <w:r>
         <w:rPr>
           <w:lang w:val="pt_PT" w:bidi="pt_PT"/>
         </w:rPr>
         <w:t>). Embora o rei da Assíria tenha derrotado a Síria e Israel, ele também subjugou Judá e colocou sobre este um pesado fardo de impostos. Apenas alguns anos depois (722 a.C.), Assíria derrotou o reino de Israel novamente e enviou a maioria de seu povo para o exílio (</w:t>
       </w:r>
-      <w:hyperlink r:id="rId17">
-        <w:r>
-          <w:rPr>
-            <w:lang w:val="pt_PT" w:bidi="pt_PT"/>
-          </w:rPr>
-          <w:rPr>
-            <w:color w:val="0000EE"/>
-            <w:u w:val="single"/>
-          </w:rPr>
-          <w:t>2Rs 17.5–18</w:t>
-        </w:r>
-      </w:hyperlink>
+      <w:r>
+        <w:rPr>
+          <w:lang w:val="pt_PT" w:bidi="pt_PT"/>
+        </w:rPr>
+        <w:t>2Rs 17.5–18</w:t>
+      </w:r>
       <w:r>
         <w:rPr>
           <w:lang w:val="pt_PT" w:bidi="pt_PT"/>
@@ -417,18 +387,12 @@
         </w:rPr>
         <w:t>Em 701 a.C., durante o reinado do rei Ezequias, a Assíria invadiu novamente Judá. Desta vez, Judá confiou na fidelidade de Deus, e como prometido, Deus resgatou a nação do exército Assírio (</w:t>
       </w:r>
-      <w:hyperlink r:id="rId18">
-        <w:r>
-          <w:rPr>
-            <w:lang w:val="pt_PT" w:bidi="pt_PT"/>
-          </w:rPr>
-          <w:rPr>
-            <w:color w:val="0000EE"/>
-            <w:u w:val="single"/>
-          </w:rPr>
-          <w:t>37.21–36</w:t>
-        </w:r>
-      </w:hyperlink>
+      <w:r>
+        <w:rPr>
+          <w:lang w:val="pt_PT" w:bidi="pt_PT"/>
+        </w:rPr>
+        <w:t>37.21–36</w:t>
+      </w:r>
       <w:r>
         <w:rPr>
           <w:lang w:val="pt_PT" w:bidi="pt_PT"/>
@@ -463,18 +427,12 @@
         </w:rPr>
         <w:t xml:space="preserve">Ao retornar do exílio (538 a.C.; veja </w:t>
       </w:r>
-      <w:hyperlink r:id="rId19">
-        <w:r>
-          <w:rPr>
-            <w:lang w:val="pt_PT" w:bidi="pt_PT"/>
-          </w:rPr>
-          <w:rPr>
-            <w:color w:val="0000EE"/>
-            <w:u w:val="single"/>
-          </w:rPr>
-          <w:t>Esdras 1.1–4</w:t>
-        </w:r>
-      </w:hyperlink>
+      <w:r>
+        <w:rPr>
+          <w:lang w:val="pt_PT" w:bidi="pt_PT"/>
+        </w:rPr>
+        <w:t>Esdras 1.1–4</w:t>
+      </w:r>
       <w:r>
         <w:rPr>
           <w:lang w:val="pt_PT" w:bidi="pt_PT"/>
@@ -500,126 +458,84 @@
           <w:lang w:val="pt_PT" w:bidi="pt_PT"/>
         </w:rPr>
       </w:r>
-      <w:hyperlink r:id="rId20">
-        <w:r>
-          <w:rPr>
-            <w:lang w:val="pt_PT" w:bidi="pt_PT"/>
-          </w:rPr>
-          <w:rPr>
-            <w:color w:val="0000EE"/>
-            <w:u w:val="single"/>
-          </w:rPr>
-          <w:t>Isaías 1–39</w:t>
-        </w:r>
-      </w:hyperlink>
+      <w:r>
+        <w:rPr>
+          <w:lang w:val="pt_PT" w:bidi="pt_PT"/>
+        </w:rPr>
+        <w:t>Isaías 1–39</w:t>
+      </w:r>
       <w:r>
         <w:rPr>
           <w:lang w:val="pt_PT" w:bidi="pt_PT"/>
         </w:rPr>
         <w:t xml:space="preserve"> cobre o período que vai desde a morte de Uzias (740 a.C.) até 701 a.C. A introdução (</w:t>
       </w:r>
-      <w:hyperlink r:id="rId21">
-        <w:r>
-          <w:rPr>
-            <w:lang w:val="pt_PT" w:bidi="pt_PT"/>
-          </w:rPr>
-          <w:rPr>
-            <w:color w:val="0000EE"/>
-            <w:u w:val="single"/>
-          </w:rPr>
-          <w:t>caps. 1–5</w:t>
-        </w:r>
-      </w:hyperlink>
+      <w:r>
+        <w:rPr>
+          <w:lang w:val="pt_PT" w:bidi="pt_PT"/>
+        </w:rPr>
+        <w:t>caps. 1–5</w:t>
+      </w:r>
       <w:r>
         <w:rPr>
           <w:lang w:val="pt_PT" w:bidi="pt_PT"/>
         </w:rPr>
         <w:t xml:space="preserve">) contrasta o presente estado de pecado e injustiça de Judá com a existência abençoada na presença de Deus para a qual eles haviam sido originalmente chamados. Esta comparação levanta uma pergunta: como a corrupção presente pode ser transformada em glória, pureza e frutividade? O profeta responde no </w:t>
       </w:r>
-      <w:hyperlink r:id="rId14">
-        <w:r>
-          <w:rPr>
-            <w:lang w:val="pt_PT" w:bidi="pt_PT"/>
-          </w:rPr>
-          <w:rPr>
-            <w:color w:val="0000EE"/>
-            <w:u w:val="single"/>
-          </w:rPr>
-          <w:t>capítulo 6</w:t>
-        </w:r>
-      </w:hyperlink>
+      <w:r>
+        <w:rPr>
+          <w:lang w:val="pt_PT" w:bidi="pt_PT"/>
+        </w:rPr>
+        <w:t>capítulo 6</w:t>
+      </w:r>
       <w:r>
         <w:rPr>
           <w:lang w:val="pt_PT" w:bidi="pt_PT"/>
         </w:rPr>
         <w:t xml:space="preserve">, enquanto ele narra sua própria renovação e chamado como um exemplo de como uma mudança poderia ocorrer em toda a nação. Se Judá quisesse experimentar tal renovação, no entanto, precisava se arrepender de seus caminhos pecaminosos e aprender a confiar em Deus. Ao longo dos </w:t>
       </w:r>
-      <w:hyperlink r:id="rId22">
-        <w:r>
-          <w:rPr>
-            <w:lang w:val="pt_PT" w:bidi="pt_PT"/>
-          </w:rPr>
-          <w:rPr>
-            <w:color w:val="0000EE"/>
-            <w:u w:val="single"/>
-          </w:rPr>
-          <w:t>capítulos 13–35</w:t>
-        </w:r>
-      </w:hyperlink>
+      <w:r>
+        <w:rPr>
+          <w:lang w:val="pt_PT" w:bidi="pt_PT"/>
+        </w:rPr>
+        <w:t>capítulos 13–35</w:t>
+      </w:r>
       <w:r>
         <w:rPr>
           <w:lang w:val="pt_PT" w:bidi="pt_PT"/>
         </w:rPr>
         <w:t xml:space="preserve">, o profeta usa uma variedade de formas literárias e situações de vida para confirmar que Deus é o único verdadeiramente confiável; confiar em qualquer uma das nações ao redor, no lugar de Deus, representa extrema tolice. Isaías coloca esta mensagem entre parênteses com dois relatos históricos de experiências com a Assíria: a experiência do rei Acaz nos </w:t>
       </w:r>
-      <w:hyperlink r:id="rId23">
-        <w:r>
-          <w:rPr>
-            <w:lang w:val="pt_PT" w:bidi="pt_PT"/>
-          </w:rPr>
-          <w:rPr>
-            <w:color w:val="0000EE"/>
-            <w:u w:val="single"/>
-          </w:rPr>
-          <w:t>capítulos 7–12</w:t>
-        </w:r>
-      </w:hyperlink>
+      <w:r>
+        <w:rPr>
+          <w:lang w:val="pt_PT" w:bidi="pt_PT"/>
+        </w:rPr>
+        <w:t>capítulos 7–12</w:t>
+      </w:r>
       <w:r>
         <w:rPr>
           <w:lang w:val="pt_PT" w:bidi="pt_PT"/>
         </w:rPr>
         <w:t xml:space="preserve">, e a do rei Ezequias nos </w:t>
       </w:r>
-      <w:hyperlink r:id="rId24">
-        <w:r>
-          <w:rPr>
-            <w:lang w:val="pt_PT" w:bidi="pt_PT"/>
-          </w:rPr>
-          <w:rPr>
-            <w:color w:val="0000EE"/>
-            <w:u w:val="single"/>
-          </w:rPr>
-          <w:t>capítulos 36–39</w:t>
-        </w:r>
-      </w:hyperlink>
+      <w:r>
+        <w:rPr>
+          <w:lang w:val="pt_PT" w:bidi="pt_PT"/>
+        </w:rPr>
+        <w:t>capítulos 36–39</w:t>
+      </w:r>
       <w:r>
         <w:rPr>
           <w:lang w:val="pt_PT" w:bidi="pt_PT"/>
         </w:rPr>
         <w:t>. Quando Acaz falhou em confiar em Deus, o resultado foi um desastre. Em contraste, seu filho Ezequias confiou em Deus, e um grande resgate ocorreu. Ezequias, no entanto, também teve tempos de fraqueza (</w:t>
       </w:r>
-      <w:hyperlink r:id="rId25">
-        <w:r>
-          <w:rPr>
-            <w:lang w:val="pt_PT" w:bidi="pt_PT"/>
-          </w:rPr>
-          <w:rPr>
-            <w:color w:val="0000EE"/>
-            <w:u w:val="single"/>
-          </w:rPr>
-          <w:t>capítulo 39</w:t>
-        </w:r>
-      </w:hyperlink>
+      <w:r>
+        <w:rPr>
+          <w:lang w:val="pt_PT" w:bidi="pt_PT"/>
+        </w:rPr>
+        <w:t>capítulo 39</w:t>
+      </w:r>
       <w:r>
         <w:rPr>
           <w:lang w:val="pt_PT" w:bidi="pt_PT"/>
@@ -634,54 +550,36 @@
           <w:lang w:val="pt_PT" w:bidi="pt_PT"/>
         </w:rPr>
       </w:r>
-      <w:hyperlink r:id="rId26">
-        <w:r>
-          <w:rPr>
-            <w:lang w:val="pt_PT" w:bidi="pt_PT"/>
-          </w:rPr>
-          <w:rPr>
-            <w:color w:val="0000EE"/>
-            <w:u w:val="single"/>
-          </w:rPr>
-          <w:t>Isaías 40–55</w:t>
-        </w:r>
-      </w:hyperlink>
+      <w:r>
+        <w:rPr>
+          <w:lang w:val="pt_PT" w:bidi="pt_PT"/>
+        </w:rPr>
+        <w:t>Isaías 40–55</w:t>
+      </w:r>
       <w:r>
         <w:rPr>
           <w:lang w:val="pt_PT" w:bidi="pt_PT"/>
         </w:rPr>
         <w:t xml:space="preserve"> aborda as perguntas que surgiriam durante o exílio de Judá na Babilônia em 586 a.C. O exílio significa que Deus foi derrotado, seja pelos babilônios, ou pelo pecado de Judá? O propósito de Deus para Judá foi frustrado, e ele é impotente para fazer algo quanto a isso? Nos </w:t>
       </w:r>
-      <w:hyperlink r:id="rId27">
-        <w:r>
-          <w:rPr>
-            <w:lang w:val="pt_PT" w:bidi="pt_PT"/>
-          </w:rPr>
-          <w:rPr>
-            <w:color w:val="0000EE"/>
-            <w:u w:val="single"/>
-          </w:rPr>
-          <w:t>capítulos 40–48</w:t>
-        </w:r>
-      </w:hyperlink>
+      <w:r>
+        <w:rPr>
+          <w:lang w:val="pt_PT" w:bidi="pt_PT"/>
+        </w:rPr>
+        <w:t>capítulos 40–48</w:t>
+      </w:r>
       <w:r>
         <w:rPr>
           <w:lang w:val="pt_PT" w:bidi="pt_PT"/>
         </w:rPr>
         <w:t xml:space="preserve">, Isaías mostra que Deus é infinitamente superior a qualquer ídolo, e seu povo será a prova disso quando Deus os resgatar finalmente das mãos impotentes da Babilônia. Nos </w:t>
       </w:r>
-      <w:hyperlink r:id="rId28">
-        <w:r>
-          <w:rPr>
-            <w:lang w:val="pt_PT" w:bidi="pt_PT"/>
-          </w:rPr>
-          <w:rPr>
-            <w:color w:val="0000EE"/>
-            <w:u w:val="single"/>
-          </w:rPr>
-          <w:t>capítulos 49–55</w:t>
-        </w:r>
-      </w:hyperlink>
+      <w:r>
+        <w:rPr>
+          <w:lang w:val="pt_PT" w:bidi="pt_PT"/>
+        </w:rPr>
+        <w:t>capítulos 49–55</w:t>
+      </w:r>
       <w:r>
         <w:rPr>
           <w:lang w:val="pt_PT" w:bidi="pt_PT"/>
@@ -696,18 +594,12 @@
           <w:lang w:val="pt_PT" w:bidi="pt_PT"/>
         </w:rPr>
       </w:r>
-      <w:hyperlink r:id="rId29">
-        <w:r>
-          <w:rPr>
-            <w:lang w:val="pt_PT" w:bidi="pt_PT"/>
-          </w:rPr>
-          <w:rPr>
-            <w:color w:val="0000EE"/>
-            <w:u w:val="single"/>
-          </w:rPr>
-          <w:t>Isaías 56–66</w:t>
-        </w:r>
-      </w:hyperlink>
+      <w:r>
+        <w:rPr>
+          <w:lang w:val="pt_PT" w:bidi="pt_PT"/>
+        </w:rPr>
+        <w:t>Isaías 56–66</w:t>
+      </w:r>
       <w:r>
         <w:rPr>
           <w:lang w:val="pt_PT" w:bidi="pt_PT"/>
@@ -739,90 +631,60 @@
         </w:rPr>
         <w:t xml:space="preserve">O livro de Isaías aborda três situações históricas diferentes, duas delas além da própria existência do profeta. Como resultado, muitos estudiosos argumentaram que o profeta Isaías não poderia ter escrito o livro inteiro; esta visão prevalece desde meados dos anos 1800. No entanto, se a inspiração de Deus for uma realidade, a profecia preditiva é uma possibilidade real, por isso não é um problema que partes do livro abordem o que estava no futuro para Isaías. Além disso, o livro exibe uma unidade literária notável. Quando Jesus e os autores do Novo Testamento citam o livro de Isaías, eles afirmam de forma consistente que estão se referindo ao que o profeta Isaías disse (veja, por exemplo, </w:t>
       </w:r>
-      <w:hyperlink r:id="rId30">
-        <w:r>
-          <w:rPr>
-            <w:lang w:val="pt_PT" w:bidi="pt_PT"/>
-          </w:rPr>
-          <w:rPr>
-            <w:color w:val="0000EE"/>
-            <w:u w:val="single"/>
-          </w:rPr>
-          <w:t>Mt 8.17</w:t>
-        </w:r>
-      </w:hyperlink>
+      <w:r>
+        <w:rPr>
+          <w:lang w:val="pt_PT" w:bidi="pt_PT"/>
+        </w:rPr>
+        <w:t>Mt 8.17</w:t>
+      </w:r>
       <w:r>
         <w:rPr>
           <w:lang w:val="pt_PT" w:bidi="pt_PT"/>
         </w:rPr>
         <w:t xml:space="preserve">; </w:t>
       </w:r>
-      <w:hyperlink r:id="rId31">
-        <w:r>
-          <w:rPr>
-            <w:lang w:val="pt_PT" w:bidi="pt_PT"/>
-          </w:rPr>
-          <w:rPr>
-            <w:color w:val="0000EE"/>
-            <w:u w:val="single"/>
-          </w:rPr>
-          <w:t>12.17–21</w:t>
-        </w:r>
-      </w:hyperlink>
+      <w:r>
+        <w:rPr>
+          <w:lang w:val="pt_PT" w:bidi="pt_PT"/>
+        </w:rPr>
+        <w:t>12.17–21</w:t>
+      </w:r>
       <w:r>
         <w:rPr>
           <w:lang w:val="pt_PT" w:bidi="pt_PT"/>
         </w:rPr>
         <w:t xml:space="preserve">; </w:t>
       </w:r>
-      <w:hyperlink r:id="rId32">
-        <w:r>
-          <w:rPr>
-            <w:lang w:val="pt_PT" w:bidi="pt_PT"/>
-          </w:rPr>
-          <w:rPr>
-            <w:color w:val="0000EE"/>
-            <w:u w:val="single"/>
-          </w:rPr>
-          <w:t>Lucas 3.4–6</w:t>
-        </w:r>
-      </w:hyperlink>
+      <w:r>
+        <w:rPr>
+          <w:lang w:val="pt_PT" w:bidi="pt_PT"/>
+        </w:rPr>
+        <w:t>Lucas 3.4–6</w:t>
+      </w:r>
       <w:r>
         <w:rPr>
           <w:lang w:val="pt_PT" w:bidi="pt_PT"/>
         </w:rPr>
         <w:t xml:space="preserve">; </w:t>
       </w:r>
-      <w:hyperlink r:id="rId33">
-        <w:r>
-          <w:rPr>
-            <w:lang w:val="pt_PT" w:bidi="pt_PT"/>
-          </w:rPr>
-          <w:rPr>
-            <w:color w:val="0000EE"/>
-            <w:u w:val="single"/>
-          </w:rPr>
-          <w:t>Atos 8.28–35</w:t>
-        </w:r>
-      </w:hyperlink>
+      <w:r>
+        <w:rPr>
+          <w:lang w:val="pt_PT" w:bidi="pt_PT"/>
+        </w:rPr>
+        <w:t>Atos 8.28–35</w:t>
+      </w:r>
       <w:r>
         <w:rPr>
           <w:lang w:val="pt_PT" w:bidi="pt_PT"/>
         </w:rPr>
         <w:t xml:space="preserve">; </w:t>
       </w:r>
-      <w:hyperlink r:id="rId34">
-        <w:r>
-          <w:rPr>
-            <w:lang w:val="pt_PT" w:bidi="pt_PT"/>
-          </w:rPr>
-          <w:rPr>
-            <w:color w:val="0000EE"/>
-            <w:u w:val="single"/>
-          </w:rPr>
-          <w:t>Rm 10.16</w:t>
-        </w:r>
-      </w:hyperlink>
+      <w:r>
+        <w:rPr>
+          <w:lang w:val="pt_PT" w:bidi="pt_PT"/>
+        </w:rPr>
+        <w:t>Rm 10.16</w:t>
+      </w:r>
       <w:r>
         <w:rPr>
           <w:lang w:val="pt_PT" w:bidi="pt_PT"/>
@@ -854,72 +716,48 @@
         </w:rPr>
         <w:t xml:space="preserve">Parece provável pelas referências históricas nos </w:t>
       </w:r>
-      <w:hyperlink r:id="rId35">
-        <w:r>
-          <w:rPr>
-            <w:lang w:val="pt_PT" w:bidi="pt_PT"/>
-          </w:rPr>
-          <w:rPr>
-            <w:color w:val="0000EE"/>
-            <w:u w:val="single"/>
-          </w:rPr>
-          <w:t>capítulos 6–39</w:t>
-        </w:r>
-      </w:hyperlink>
+      <w:r>
+        <w:rPr>
+          <w:lang w:val="pt_PT" w:bidi="pt_PT"/>
+        </w:rPr>
+        <w:t>capítulos 6–39</w:t>
+      </w:r>
       <w:r>
         <w:rPr>
           <w:lang w:val="pt_PT" w:bidi="pt_PT"/>
         </w:rPr>
         <w:t xml:space="preserve"> que esses materiais foram registrados em vários momentos ao longo de trinta e oito anos entre a morte de Uzias em 740 a.C. e a retirada de Senaqueribe de Jerusalém em 701 a.C. Por causa do estilo lírico mais simples, meditativo e reflexivo dos </w:t>
       </w:r>
-      <w:hyperlink r:id="rId36">
-        <w:r>
-          <w:rPr>
-            <w:lang w:val="pt_PT" w:bidi="pt_PT"/>
-          </w:rPr>
-          <w:rPr>
-            <w:color w:val="0000EE"/>
-            <w:u w:val="single"/>
-          </w:rPr>
-          <w:t>capítulos 40–66</w:t>
-        </w:r>
-      </w:hyperlink>
+      <w:r>
+        <w:rPr>
+          <w:lang w:val="pt_PT" w:bidi="pt_PT"/>
+        </w:rPr>
+        <w:t>capítulos 40–66</w:t>
+      </w:r>
       <w:r>
         <w:rPr>
           <w:lang w:val="pt_PT" w:bidi="pt_PT"/>
         </w:rPr>
         <w:t xml:space="preserve">, parece provável que tenha decorrido um período entre 701 a.C. e a escrita desses capítulos. Não sabemos quando Isaías morreu, mas a tradição data sua morte durante o período do reinado exclusivo de Manassés (686–642 a.C.). É assim possível que mais de quinze anos se passaram entre a escrita dos </w:t>
       </w:r>
-      <w:hyperlink r:id="rId20">
-        <w:r>
-          <w:rPr>
-            <w:lang w:val="pt_PT" w:bidi="pt_PT"/>
-          </w:rPr>
-          <w:rPr>
-            <w:color w:val="0000EE"/>
-            <w:u w:val="single"/>
-          </w:rPr>
-          <w:t>capítulos 1–39</w:t>
-        </w:r>
-      </w:hyperlink>
+      <w:r>
+        <w:rPr>
+          <w:lang w:val="pt_PT" w:bidi="pt_PT"/>
+        </w:rPr>
+        <w:t>capítulos 1–39</w:t>
+      </w:r>
       <w:r>
         <w:rPr>
           <w:lang w:val="pt_PT" w:bidi="pt_PT"/>
         </w:rPr>
         <w:t xml:space="preserve"> e a escrita dos </w:t>
       </w:r>
-      <w:hyperlink r:id="rId36">
-        <w:r>
-          <w:rPr>
-            <w:lang w:val="pt_PT" w:bidi="pt_PT"/>
-          </w:rPr>
-          <w:rPr>
-            <w:color w:val="0000EE"/>
-            <w:u w:val="single"/>
-          </w:rPr>
-          <w:t>capítulos 40–66</w:t>
-        </w:r>
-      </w:hyperlink>
+      <w:r>
+        <w:rPr>
+          <w:lang w:val="pt_PT" w:bidi="pt_PT"/>
+        </w:rPr>
+        <w:t>capítulos 40–66</w:t>
+      </w:r>
       <w:r>
         <w:rPr>
           <w:lang w:val="pt_PT" w:bidi="pt_PT"/>
@@ -969,18 +807,12 @@
         </w:rPr>
         <w:t>declarações de julgamento que alertam Israel de que Deus os punirá por seus pecados (</w:t>
       </w:r>
-      <w:hyperlink r:id="rId37">
-        <w:r>
-          <w:rPr>
-            <w:lang w:val="pt_PT" w:bidi="pt_PT"/>
-          </w:rPr>
-          <w:rPr>
-            <w:color w:val="0000EE"/>
-            <w:u w:val="single"/>
-          </w:rPr>
-          <w:t>9.8–21</w:t>
-        </w:r>
-      </w:hyperlink>
+      <w:r>
+        <w:rPr>
+          <w:lang w:val="pt_PT" w:bidi="pt_PT"/>
+        </w:rPr>
+        <w:t>9.8–21</w:t>
+      </w:r>
       <w:r>
         <w:rPr>
           <w:lang w:val="pt_PT" w:bidi="pt_PT"/>
@@ -1005,54 +837,36 @@
         </w:rPr>
         <w:t>profecias de ai que lamentam a morte que se aproxima da nação (</w:t>
       </w:r>
-      <w:hyperlink r:id="rId38">
-        <w:r>
-          <w:rPr>
-            <w:lang w:val="pt_PT" w:bidi="pt_PT"/>
-          </w:rPr>
-          <w:rPr>
-            <w:color w:val="0000EE"/>
-            <w:u w:val="single"/>
-          </w:rPr>
-          <w:t>5.8–30</w:t>
-        </w:r>
-      </w:hyperlink>
+      <w:r>
+        <w:rPr>
+          <w:lang w:val="pt_PT" w:bidi="pt_PT"/>
+        </w:rPr>
+        <w:t>5.8–30</w:t>
+      </w:r>
       <w:r>
         <w:rPr>
           <w:lang w:val="pt_PT" w:bidi="pt_PT"/>
         </w:rPr>
         <w:t xml:space="preserve">; </w:t>
       </w:r>
-      <w:hyperlink r:id="rId39">
-        <w:r>
-          <w:rPr>
-            <w:lang w:val="pt_PT" w:bidi="pt_PT"/>
-          </w:rPr>
-          <w:rPr>
-            <w:color w:val="0000EE"/>
-            <w:u w:val="single"/>
-          </w:rPr>
-          <w:t>29.1–12</w:t>
-        </w:r>
-      </w:hyperlink>
+      <w:r>
+        <w:rPr>
+          <w:lang w:val="pt_PT" w:bidi="pt_PT"/>
+        </w:rPr>
+        <w:t>29.1–12</w:t>
+      </w:r>
       <w:r>
         <w:rPr>
           <w:lang w:val="pt_PT" w:bidi="pt_PT"/>
         </w:rPr>
         <w:t xml:space="preserve">; </w:t>
       </w:r>
-      <w:hyperlink r:id="rId40">
-        <w:r>
-          <w:rPr>
-            <w:lang w:val="pt_PT" w:bidi="pt_PT"/>
-          </w:rPr>
-          <w:rPr>
-            <w:color w:val="0000EE"/>
-            <w:u w:val="single"/>
-          </w:rPr>
-          <w:t>31.1–9</w:t>
-        </w:r>
-      </w:hyperlink>
+      <w:r>
+        <w:rPr>
+          <w:lang w:val="pt_PT" w:bidi="pt_PT"/>
+        </w:rPr>
+        <w:t>31.1–9</w:t>
+      </w:r>
       <w:r>
         <w:rPr>
           <w:lang w:val="pt_PT" w:bidi="pt_PT"/>
@@ -1077,36 +891,24 @@
         </w:rPr>
         <w:t>parábolas que ensinam por analogia (</w:t>
       </w:r>
-      <w:hyperlink r:id="rId41">
-        <w:r>
-          <w:rPr>
-            <w:lang w:val="pt_PT" w:bidi="pt_PT"/>
-          </w:rPr>
-          <w:rPr>
-            <w:color w:val="0000EE"/>
-            <w:u w:val="single"/>
-          </w:rPr>
-          <w:t>5.1–8</w:t>
-        </w:r>
-      </w:hyperlink>
+      <w:r>
+        <w:rPr>
+          <w:lang w:val="pt_PT" w:bidi="pt_PT"/>
+        </w:rPr>
+        <w:t>5.1–8</w:t>
+      </w:r>
       <w:r>
         <w:rPr>
           <w:lang w:val="pt_PT" w:bidi="pt_PT"/>
         </w:rPr>
         <w:t xml:space="preserve">; </w:t>
       </w:r>
-      <w:hyperlink r:id="rId42">
-        <w:r>
-          <w:rPr>
-            <w:lang w:val="pt_PT" w:bidi="pt_PT"/>
-          </w:rPr>
-          <w:rPr>
-            <w:color w:val="0000EE"/>
-            <w:u w:val="single"/>
-          </w:rPr>
-          <w:t>27.2–6</w:t>
-        </w:r>
-      </w:hyperlink>
+      <w:r>
+        <w:rPr>
+          <w:lang w:val="pt_PT" w:bidi="pt_PT"/>
+        </w:rPr>
+        <w:t>27.2–6</w:t>
+      </w:r>
       <w:r>
         <w:rPr>
           <w:lang w:val="pt_PT" w:bidi="pt_PT"/>
@@ -1131,18 +933,12 @@
         </w:rPr>
         <w:t>declarações de julgamento para provar um caso (</w:t>
       </w:r>
-      <w:hyperlink r:id="rId43">
-        <w:r>
-          <w:rPr>
-            <w:lang w:val="pt_PT" w:bidi="pt_PT"/>
-          </w:rPr>
-          <w:rPr>
-            <w:color w:val="0000EE"/>
-            <w:u w:val="single"/>
-          </w:rPr>
-          <w:t>41.21–29</w:t>
-        </w:r>
-      </w:hyperlink>
+      <w:r>
+        <w:rPr>
+          <w:lang w:val="pt_PT" w:bidi="pt_PT"/>
+        </w:rPr>
+        <w:t>41.21–29</w:t>
+      </w:r>
       <w:r>
         <w:rPr>
           <w:lang w:val="pt_PT" w:bidi="pt_PT"/>
@@ -1167,54 +963,36 @@
         </w:rPr>
         <w:t>profecias salvíficas de esperança para o futuro (</w:t>
       </w:r>
-      <w:hyperlink r:id="rId44">
-        <w:r>
-          <w:rPr>
-            <w:lang w:val="pt_PT" w:bidi="pt_PT"/>
-          </w:rPr>
-          <w:rPr>
-            <w:color w:val="0000EE"/>
-            <w:u w:val="single"/>
-          </w:rPr>
-          <w:t>2.1–5</w:t>
-        </w:r>
-      </w:hyperlink>
+      <w:r>
+        <w:rPr>
+          <w:lang w:val="pt_PT" w:bidi="pt_PT"/>
+        </w:rPr>
+        <w:t>2.1–5</w:t>
+      </w:r>
       <w:r>
         <w:rPr>
           <w:lang w:val="pt_PT" w:bidi="pt_PT"/>
         </w:rPr>
         <w:t xml:space="preserve">; </w:t>
       </w:r>
-      <w:hyperlink r:id="rId45">
-        <w:r>
-          <w:rPr>
-            <w:lang w:val="pt_PT" w:bidi="pt_PT"/>
-          </w:rPr>
-          <w:rPr>
-            <w:color w:val="0000EE"/>
-            <w:u w:val="single"/>
-          </w:rPr>
-          <w:t>32.1–20</w:t>
-        </w:r>
-      </w:hyperlink>
+      <w:r>
+        <w:rPr>
+          <w:lang w:val="pt_PT" w:bidi="pt_PT"/>
+        </w:rPr>
+        <w:t>32.1–20</w:t>
+      </w:r>
       <w:r>
         <w:rPr>
           <w:lang w:val="pt_PT" w:bidi="pt_PT"/>
         </w:rPr>
         <w:t xml:space="preserve">; </w:t>
       </w:r>
-      <w:hyperlink r:id="rId46">
-        <w:r>
-          <w:rPr>
-            <w:lang w:val="pt_PT" w:bidi="pt_PT"/>
-          </w:rPr>
-          <w:rPr>
-            <w:color w:val="0000EE"/>
-            <w:u w:val="single"/>
-          </w:rPr>
-          <w:t>60.1–22</w:t>
-        </w:r>
-      </w:hyperlink>
+      <w:r>
+        <w:rPr>
+          <w:lang w:val="pt_PT" w:bidi="pt_PT"/>
+        </w:rPr>
+        <w:t>60.1–22</w:t>
+      </w:r>
       <w:r>
         <w:rPr>
           <w:lang w:val="pt_PT" w:bidi="pt_PT"/>
@@ -1239,36 +1017,24 @@
         </w:rPr>
         <w:t>hinos de louvor a Deus por sua fidelidade (</w:t>
       </w:r>
-      <w:hyperlink r:id="rId47">
-        <w:r>
-          <w:rPr>
-            <w:lang w:val="pt_PT" w:bidi="pt_PT"/>
-          </w:rPr>
-          <w:rPr>
-            <w:color w:val="0000EE"/>
-            <w:u w:val="single"/>
-          </w:rPr>
-          <w:t>12.1–6</w:t>
-        </w:r>
-      </w:hyperlink>
+      <w:r>
+        <w:rPr>
+          <w:lang w:val="pt_PT" w:bidi="pt_PT"/>
+        </w:rPr>
+        <w:t>12.1–6</w:t>
+      </w:r>
       <w:r>
         <w:rPr>
           <w:lang w:val="pt_PT" w:bidi="pt_PT"/>
         </w:rPr>
         <w:t xml:space="preserve">; </w:t>
       </w:r>
-      <w:hyperlink r:id="rId48">
-        <w:r>
-          <w:rPr>
-            <w:lang w:val="pt_PT" w:bidi="pt_PT"/>
-          </w:rPr>
-          <w:rPr>
-            <w:color w:val="0000EE"/>
-            <w:u w:val="single"/>
-          </w:rPr>
-          <w:t>26.1–6</w:t>
-        </w:r>
-      </w:hyperlink>
+      <w:r>
+        <w:rPr>
+          <w:lang w:val="pt_PT" w:bidi="pt_PT"/>
+        </w:rPr>
+        <w:t>26.1–6</w:t>
+      </w:r>
       <w:r>
         <w:rPr>
           <w:lang w:val="pt_PT" w:bidi="pt_PT"/>
@@ -1293,36 +1059,24 @@
         </w:rPr>
         <w:t>profecias contra nações estrangeiras (</w:t>
       </w:r>
-      <w:hyperlink r:id="rId49">
-        <w:r>
-          <w:rPr>
-            <w:lang w:val="pt_PT" w:bidi="pt_PT"/>
-          </w:rPr>
-          <w:rPr>
-            <w:color w:val="0000EE"/>
-            <w:u w:val="single"/>
-          </w:rPr>
-          <w:t>15.1–16.14</w:t>
-        </w:r>
-      </w:hyperlink>
+      <w:r>
+        <w:rPr>
+          <w:lang w:val="pt_PT" w:bidi="pt_PT"/>
+        </w:rPr>
+        <w:t>15.1–16.14</w:t>
+      </w:r>
       <w:r>
         <w:rPr>
           <w:lang w:val="pt_PT" w:bidi="pt_PT"/>
         </w:rPr>
         <w:t xml:space="preserve">; </w:t>
       </w:r>
-      <w:hyperlink r:id="rId50">
-        <w:r>
-          <w:rPr>
-            <w:lang w:val="pt_PT" w:bidi="pt_PT"/>
-          </w:rPr>
-          <w:rPr>
-            <w:color w:val="0000EE"/>
-            <w:u w:val="single"/>
-          </w:rPr>
-          <w:t>23.1–18</w:t>
-        </w:r>
-      </w:hyperlink>
+      <w:r>
+        <w:rPr>
+          <w:lang w:val="pt_PT" w:bidi="pt_PT"/>
+        </w:rPr>
+        <w:t>23.1–18</w:t>
+      </w:r>
       <w:r>
         <w:rPr>
           <w:lang w:val="pt_PT" w:bidi="pt_PT"/>
@@ -1347,36 +1101,24 @@
         </w:rPr>
         <w:t>profecias de um rei que vem, o Messias (</w:t>
       </w:r>
-      <w:hyperlink r:id="rId51">
-        <w:r>
-          <w:rPr>
-            <w:lang w:val="pt_PT" w:bidi="pt_PT"/>
-          </w:rPr>
-          <w:rPr>
-            <w:color w:val="0000EE"/>
-            <w:u w:val="single"/>
-          </w:rPr>
-          <w:t>9.1–7</w:t>
-        </w:r>
-      </w:hyperlink>
+      <w:r>
+        <w:rPr>
+          <w:lang w:val="pt_PT" w:bidi="pt_PT"/>
+        </w:rPr>
+        <w:t>9.1–7</w:t>
+      </w:r>
       <w:r>
         <w:rPr>
           <w:lang w:val="pt_PT" w:bidi="pt_PT"/>
         </w:rPr>
         <w:t xml:space="preserve">; </w:t>
       </w:r>
-      <w:hyperlink r:id="rId52">
-        <w:r>
-          <w:rPr>
-            <w:lang w:val="pt_PT" w:bidi="pt_PT"/>
-          </w:rPr>
-          <w:rPr>
-            <w:color w:val="0000EE"/>
-            <w:u w:val="single"/>
-          </w:rPr>
-          <w:t>11.1–9</w:t>
-        </w:r>
-      </w:hyperlink>
+      <w:r>
+        <w:rPr>
+          <w:lang w:val="pt_PT" w:bidi="pt_PT"/>
+        </w:rPr>
+        <w:t>11.1–9</w:t>
+      </w:r>
       <w:r>
         <w:rPr>
           <w:lang w:val="pt_PT" w:bidi="pt_PT"/>
@@ -1401,36 +1143,24 @@
         </w:rPr>
         <w:t>cânticos do servo a respeito daquele que sofreria pelos pecados dos outros (</w:t>
       </w:r>
-      <w:hyperlink r:id="rId53">
-        <w:r>
-          <w:rPr>
-            <w:lang w:val="pt_PT" w:bidi="pt_PT"/>
-          </w:rPr>
-          <w:rPr>
-            <w:color w:val="0000EE"/>
-            <w:u w:val="single"/>
-          </w:rPr>
-          <w:t>42.1–9</w:t>
-        </w:r>
-      </w:hyperlink>
+      <w:r>
+        <w:rPr>
+          <w:lang w:val="pt_PT" w:bidi="pt_PT"/>
+        </w:rPr>
+        <w:t>42.1–9</w:t>
+      </w:r>
       <w:r>
         <w:rPr>
           <w:lang w:val="pt_PT" w:bidi="pt_PT"/>
         </w:rPr>
         <w:t xml:space="preserve">; </w:t>
       </w:r>
-      <w:hyperlink r:id="rId54">
-        <w:r>
-          <w:rPr>
-            <w:lang w:val="pt_PT" w:bidi="pt_PT"/>
-          </w:rPr>
-          <w:rPr>
-            <w:color w:val="0000EE"/>
-            <w:u w:val="single"/>
-          </w:rPr>
-          <w:t>52.13–53.12</w:t>
-        </w:r>
-      </w:hyperlink>
+      <w:r>
+        <w:rPr>
+          <w:lang w:val="pt_PT" w:bidi="pt_PT"/>
+        </w:rPr>
+        <w:t>52.13–53.12</w:t>
+      </w:r>
       <w:r>
         <w:rPr>
           <w:lang w:val="pt_PT" w:bidi="pt_PT"/>
@@ -1455,36 +1185,24 @@
         </w:rPr>
         <w:t>narrativas de eventos atuais da época (</w:t>
       </w:r>
-      <w:hyperlink r:id="rId55">
-        <w:r>
-          <w:rPr>
-            <w:lang w:val="pt_PT" w:bidi="pt_PT"/>
-          </w:rPr>
-          <w:rPr>
-            <w:color w:val="0000EE"/>
-            <w:u w:val="single"/>
-          </w:rPr>
-          <w:t>36.1–22</w:t>
-        </w:r>
-      </w:hyperlink>
+      <w:r>
+        <w:rPr>
+          <w:lang w:val="pt_PT" w:bidi="pt_PT"/>
+        </w:rPr>
+        <w:t>36.1–22</w:t>
+      </w:r>
       <w:r>
         <w:rPr>
           <w:lang w:val="pt_PT" w:bidi="pt_PT"/>
         </w:rPr>
         <w:t xml:space="preserve">; </w:t>
       </w:r>
-      <w:hyperlink r:id="rId25">
-        <w:r>
-          <w:rPr>
-            <w:lang w:val="pt_PT" w:bidi="pt_PT"/>
-          </w:rPr>
-          <w:rPr>
-            <w:color w:val="0000EE"/>
-            <w:u w:val="single"/>
-          </w:rPr>
-          <w:t>39.1–8</w:t>
-        </w:r>
-      </w:hyperlink>
+      <w:r>
+        <w:rPr>
+          <w:lang w:val="pt_PT" w:bidi="pt_PT"/>
+        </w:rPr>
+        <w:t>39.1–8</w:t>
+      </w:r>
       <w:r>
         <w:rPr>
           <w:lang w:val="pt_PT" w:bidi="pt_PT"/>
@@ -1542,18 +1260,12 @@
         </w:rPr>
         <w:t xml:space="preserve"> (“Deus conosco”, </w:t>
       </w:r>
-      <w:hyperlink r:id="rId56">
-        <w:r>
-          <w:rPr>
-            <w:lang w:val="pt_PT" w:bidi="pt_PT"/>
-          </w:rPr>
-          <w:rPr>
-            <w:color w:val="0000EE"/>
-            <w:u w:val="single"/>
-          </w:rPr>
-          <w:t>7.14</w:t>
-        </w:r>
-      </w:hyperlink>
+      <w:r>
+        <w:rPr>
+          <w:lang w:val="pt_PT" w:bidi="pt_PT"/>
+        </w:rPr>
+        <w:t>7.14</w:t>
+      </w:r>
       <w:r>
         <w:rPr>
           <w:lang w:val="pt_PT" w:bidi="pt_PT"/>
@@ -1586,18 +1298,12 @@
         </w:rPr>
         <w:t xml:space="preserve"> (no corpo), Jesus Cristo, que é verdadeiramente o Emanuel (veja </w:t>
       </w:r>
-      <w:hyperlink r:id="rId57">
-        <w:r>
-          <w:rPr>
-            <w:lang w:val="pt_PT" w:bidi="pt_PT"/>
-          </w:rPr>
-          <w:rPr>
-            <w:color w:val="0000EE"/>
-            <w:u w:val="single"/>
-          </w:rPr>
-          <w:t>Mt 1.21–23</w:t>
-        </w:r>
-      </w:hyperlink>
+      <w:r>
+        <w:rPr>
+          <w:lang w:val="pt_PT" w:bidi="pt_PT"/>
+        </w:rPr>
+        <w:t>Mt 1.21–23</w:t>
+      </w:r>
       <w:r>
         <w:rPr>
           <w:lang w:val="pt_PT" w:bidi="pt_PT"/>
